--- a/MMI_submission_package/Main_Manuscript_IJDSA_double_column.docx
+++ b/MMI_submission_package/Main_Manuscript_IJDSA_double_column.docx
@@ -561,7 +561,7 @@
         <w:t>15 major dengue-endemic states</w:t>
       </w:r>
       <w:r>
-        <w:t xml:space="preserve">—Andhra Pradesh, Bihar, Delhi, Gujarat, Haryana, Karnataka, Kerala, Maharashtra, Odisha, Punjab, Rajasthan, Tamil Nadu, Telangana, Uttar Pradesh and West Bengal—observed monthly from January 2015 to August 2024 (116 months each; </w:t>
+        <w:t xml:space="preserve">—Andhra Pradesh, Bihar, Delhi, Gujarat, Haryana, Karnataka, Kerala, Maharashtra, Odisha, Punjab, Rajasthan, Tamil Nadu, Telangana, Uttar Pradesh and West Bengal—observed monthly from May 2015 to December 2024 (116 months each; </w:t>
       </w:r>
       <w:r>
         <w:rPr>

--- a/MMI_submission_package/Main_Manuscript_IJDSA_double_column.docx
+++ b/MMI_submission_package/Main_Manuscript_IJDSA_double_column.docx
@@ -194,7 +194,7 @@
         <w:rPr>
           <w:sz w:val="18"/>
         </w:rPr>
-        <w:t>Siddalingaiah H S: Conceptualization, Methodology, Software, Formal analysis, Visualization, Writing - original draft. Sowjanya D: Data curation, Investigation, Writing - review &amp; editing. Rangaswamy H V: Supervision, Validation, Writing - review &amp; editing.</w:t>
+        <w:t>Siddalingaiah H S: Conceptualization, Methodology, Software, Formal analysis, Visualization, Supervision, Validation, Writing - original draft. Sowjanya D: Writing - review &amp; editing. Rangaswamy H V: Writing - review &amp; editing.</w:t>
       </w:r>
     </w:p>
     <w:p>
